--- a/documents/Deepali_Singh_Resume.docx
+++ b/documents/Deepali_Singh_Resume.docx
@@ -542,7 +542,7 @@
           <w:color w:val="111111"/>
           <w:sz w:val="18"/>
         </w:rPr>
-        <w:t xml:space="preserve">Applied AI &amp; Machine Learning (Grade ‘A’) | LPU Centre for Professional Enhancement   </w:t>
+        <w:t xml:space="preserve">Applied AI &amp; Machine Learning (Grade ‘O’ - Outstanding) | LPU Centre for Professional Enhancement   </w:t>
       </w:r>
       <w:r>
         <w:rPr>
